--- a/docs/comercial/Proposta_Precificacao_Estrategia_Comercial_v2.docx
+++ b/docs/comercial/Proposta_Precificacao_Estrategia_Comercial_v2.docx
@@ -52,13 +52,13 @@
         <w:tblLook w:firstColumn="1" w:firstRow="1" w:lastColumn="0" w:lastRow="0" w:noHBand="0" w:noVBand="1" w:val="04A0"/>
       </w:tblPr>
       <w:tblGrid>
-        <w:gridCol w:w="4824"/>
-        <w:gridCol w:w="4824"/>
+        <w:gridCol w:w="4896"/>
+        <w:gridCol w:w="4896"/>
       </w:tblGrid>
       <w:tr>
         <w:tc>
           <w:tcPr>
-            <w:tcW w:type="dxa" w:w="4824"/>
+            <w:tcW w:type="dxa" w:w="4896"/>
             <w:shd w:fill="F8FAFC"/>
             <w:tcMar>
               <w:top w:w="80" w:type="dxa"/>
@@ -90,7 +90,7 @@
         </w:tc>
         <w:tc>
           <w:tcPr>
-            <w:tcW w:type="dxa" w:w="4824"/>
+            <w:tcW w:type="dxa" w:w="4896"/>
             <w:shd w:fill="F8FAFC"/>
             <w:tcMar>
               <w:top w:w="80" w:type="dxa"/>
@@ -124,7 +124,7 @@
       <w:tr>
         <w:tc>
           <w:tcPr>
-            <w:tcW w:type="dxa" w:w="4824"/>
+            <w:tcW w:type="dxa" w:w="4896"/>
             <w:shd w:fill="F8FAFC"/>
             <w:tcMar>
               <w:top w:w="80" w:type="dxa"/>
@@ -156,7 +156,7 @@
         </w:tc>
         <w:tc>
           <w:tcPr>
-            <w:tcW w:type="dxa" w:w="4824"/>
+            <w:tcW w:type="dxa" w:w="4896"/>
             <w:shd w:fill="F8FAFC"/>
             <w:tcMar>
               <w:top w:w="80" w:type="dxa"/>
@@ -182,7 +182,7 @@
                 <w:color w:val="475569"/>
                 <w:sz w:val="19"/>
               </w:rPr>
-              <w:t xml:space="preserve"> 2.0 (Atualizada) — Outubro / 2026</w:t>
+              <w:t xml:space="preserve"> 2.1 (Finalizada e Completa) — Outubro / 2026</w:t>
             </w:r>
           </w:p>
         </w:tc>
@@ -218,7 +218,7 @@
           <w:color w:val="0F172A"/>
           <w:sz w:val="20"/>
         </w:rPr>
-        <w:t>A entrada de um primeiro cliente interessado no Clinix representa a transição do ambiente acadêmico para um produto de mercado real. Na prática de vendas para consultórios e clínicas, existem dois perfis bem nítidos de clientes:</w:t>
+        <w:t>A entrada de um primeiro cliente interessado no Clinix representa o momento de transição de um projeto acadêmico para um produto de mercado real. Na prática de negociação com consultórios e clínicas de saúde, existem dois perfis comportamentais claros:</w:t>
       </w:r>
     </w:p>
     <w:p>
@@ -233,7 +233,7 @@
           <w:color w:val="0F172A"/>
           <w:sz w:val="20"/>
         </w:rPr>
-        <w:t>1. Perfil 'Sem Atrito':</w:t>
+        <w:t>1. O Perfil 'Sem Atrito' (Prefere Assinatura / SaaS):</w:t>
       </w:r>
       <w:r>
         <w:rPr>
@@ -241,7 +241,7 @@
           <w:color w:val="0F172A"/>
           <w:sz w:val="20"/>
         </w:rPr>
-        <w:t xml:space="preserve"> Deseja baixo custo inicial, praticidade e não quer se preocupar com infraestrutura, backups ou hospedagem (Modelo SaaS — Assinatura Recorrente).</w:t>
+        <w:t xml:space="preserve"> Profissionais autônomos ou em início de carreira que preferem custo inicial zero ou mínimo, não querem se preocupar com servidores, backups ou manutenção técnica e valorizam pagar uma mensalidade leve e acessível.</w:t>
       </w:r>
     </w:p>
     <w:p>
@@ -256,7 +256,7 @@
           <w:color w:val="0F172A"/>
           <w:sz w:val="20"/>
         </w:rPr>
-        <w:t>2. Perfil 'Proprietário':</w:t>
+        <w:t>2. O Perfil 'Proprietário' (Prefere Projeto Dedicado / Não-SaaS):</w:t>
       </w:r>
       <w:r>
         <w:rPr>
@@ -264,7 +264,7 @@
           <w:color w:val="0F172A"/>
           <w:sz w:val="20"/>
         </w:rPr>
-        <w:t xml:space="preserve"> Não gosta de pagar mensalidades eternas, prefere fazer um investimento único e ser 'dona' do sistema instalado para a sua clínica (Modelo Não-SaaS — Projeto Dedicado / Licença).</w:t>
+        <w:t xml:space="preserve"> Clínicas mais estruturadas ou profissionais que têm aversão a mensalidades eternas. Querem pagar pelo desenvolvimento/licença do software, ter a solução instalada para a clínica e contar com uma garantia técnica contratual.</w:t>
       </w:r>
     </w:p>
     <w:p>
@@ -283,7 +283,7 @@
           <w:color w:val="B45309"/>
           <w:sz w:val="19"/>
         </w:rPr>
-        <w:t xml:space="preserve">💡 Poder da Flexibilidade Comercial: </w:t>
+        <w:t xml:space="preserve">💡 O Poder da Ancoragem Comercial (A Técnica das Duas Portas): </w:t>
       </w:r>
       <w:r>
         <w:rPr>
@@ -291,7 +291,7 @@
           <w:color w:val="0F172A"/>
           <w:sz w:val="19"/>
         </w:rPr>
-        <w:t>Ao ter os dois formatos na mesa, você aplica a consagrada técnica de ancoragem: se ela achar o projeto fechado caro (R$ 2.400), a assinatura (R$ 119/mês) parece baratíssima; se ela tiver aversão a mensalidades, você não perde a venda e fecha o projeto fechado!</w:t>
+        <w:t>Ao ter os dois formatos na mesa, você aplica a consagrada técnica de ancoragem: se a cliente achar o Projeto Fechado (R$ 2.400) um valor alto para desembolsar à vista, a Assinatura (R$ 119/mês) parece baratíssima e irresistível; se ela declarar que não quer mensalidades fixas para o resto da vida, você não perde a venda e fecha imediatamente o Projeto Fechado com entrada e parcelas por entrega!</w:t>
       </w:r>
     </w:p>
     <w:p>
@@ -317,9 +317,9 @@
         <w:tblLook w:firstColumn="1" w:firstRow="1" w:lastColumn="0" w:lastRow="0" w:noHBand="0" w:noVBand="1" w:val="04A0"/>
       </w:tblPr>
       <w:tblGrid>
-        <w:gridCol w:w="3216"/>
-        <w:gridCol w:w="3216"/>
-        <w:gridCol w:w="3216"/>
+        <w:gridCol w:w="3264"/>
+        <w:gridCol w:w="3264"/>
+        <w:gridCol w:w="3264"/>
       </w:tblGrid>
       <w:tr>
         <w:tc>
@@ -450,7 +450,7 @@
                 <w:color w:val="475569"/>
                 <w:sz w:val="18"/>
               </w:rPr>
-              <w:t>R$ 2.000,00 a R$ 2.800,00 (parcelado em etapas)</w:t>
+              <w:t>R$ 2.000,00 a R$ 2.800,00 (ideal: R$ 2.400,00)</w:t>
             </w:r>
           </w:p>
         </w:tc>
@@ -495,7 +495,7 @@
                 <w:color w:val="475569"/>
                 <w:sz w:val="18"/>
               </w:rPr>
-              <w:t>R$ 97,00 a R$ 127,00 / mês</w:t>
+              <w:t>R$ 97,00 a R$ 127,00 / mês (ideal: R$ 119)</w:t>
             </w:r>
           </w:p>
         </w:tc>
@@ -648,7 +648,7 @@
                 <w:color w:val="475569"/>
                 <w:sz w:val="18"/>
               </w:rPr>
-              <w:t>90 dias de garantia técnica total inclusa</w:t>
+              <w:t>90 dias de garantia técnica total contra bugs inclusa</w:t>
             </w:r>
           </w:p>
         </w:tc>
@@ -693,7 +693,7 @@
                 <w:color w:val="475569"/>
                 <w:sz w:val="18"/>
               </w:rPr>
-              <w:t>Recebe todas as novas versões lançadas</w:t>
+              <w:t>Recebe automaticamente todas as novas versões lançadas</w:t>
             </w:r>
           </w:p>
         </w:tc>
@@ -759,7 +759,7 @@
                 <w:color w:val="475569"/>
                 <w:sz w:val="18"/>
               </w:rPr>
-              <w:t>Profissionais autônomos (baixo fluxo de caixa imediato)</w:t>
+              <w:t>Psicólogos, nutricionistas e autônomos</w:t>
             </w:r>
           </w:p>
         </w:tc>
@@ -780,7 +780,7 @@
                 <w:color w:val="475569"/>
                 <w:sz w:val="18"/>
               </w:rPr>
-              <w:t>Clínicas estabelecidas que querem ativo permanente</w:t>
+              <w:t>Clínicas médicas, odontológicas ou sociedades estruturadas</w:t>
             </w:r>
           </w:p>
         </w:tc>
@@ -788,8 +788,21 @@
     </w:tbl>
     <w:p>
       <w:pPr>
-        <w:spacing w:after="120"/>
+        <w:spacing w:after="80"/>
       </w:pPr>
+    </w:p>
+    <w:p>
+      <w:pPr>
+        <w:spacing w:after="80" w:line="276" w:lineRule="auto"/>
+      </w:pPr>
+      <w:r>
+        <w:rPr>
+          <w:rFonts w:ascii="Calibri" w:hAnsi="Calibri"/>
+          <w:color w:val="0F172A"/>
+          <w:sz w:val="20"/>
+        </w:rPr>
+        <w:t>Retorno sobre o Investimento (ROI) para a Clínica: Em consultórios particulares, o valor médio de uma consulta varia entre R$ 150 e R$ 300. O módulo de confirmações e lembretes via WhatsApp reduz as faltas de pacientes em até 40%. Se o sistema evitar que 1 único paciente falte no mês inteiro, a clínica já recuperou mais dinheiro do que o custo de qualquer um dos modelos!</w:t>
+      </w:r>
     </w:p>
     <w:p>
       <w:pPr>
@@ -854,7 +867,7 @@
           <w:color w:val="0F172A"/>
           <w:sz w:val="20"/>
         </w:rPr>
-        <w:t xml:space="preserve"> R$ 2.000,00 a R$ 2.800,00 (Valor ideal de mercado: R$ 2.400,00).</w:t>
+        <w:t xml:space="preserve"> R$ 2.000,00 a R$ 2.800,00 (Valor ideal de mercado recomendado: R$ 2.400,00).</w:t>
       </w:r>
     </w:p>
     <w:p>
@@ -877,7 +890,7 @@
           <w:color w:val="0F172A"/>
           <w:sz w:val="20"/>
         </w:rPr>
-        <w:t xml:space="preserve"> Agências e fábricas de software cobram entre R$ 6.000,00 e R$ 12.000,00 por um sistema com agenda, prontuário seguro e WhatsApp.</w:t>
+        <w:t xml:space="preserve"> Fábricas de software e agências cobram entre R$ 6.000,00 e R$ 12.000,00 por um sistema com agenda, prontuário LGPD e financeiro.</w:t>
       </w:r>
     </w:p>
     <w:p>
@@ -920,7 +933,7 @@
           <w:color w:val="0F172A"/>
           <w:sz w:val="20"/>
         </w:rPr>
-        <w:t>Entrada (40% — ex.: R$ 960,00):</w:t>
+        <w:t>Entrada (40% — R$ 960,00):</w:t>
       </w:r>
       <w:r>
         <w:rPr>
@@ -928,7 +941,7 @@
           <w:color w:val="0F172A"/>
           <w:sz w:val="20"/>
         </w:rPr>
-        <w:t xml:space="preserve"> Fechamento da contratação, levantamento dos horários/serviços e configuração do banco de dados relacional.</w:t>
+        <w:t xml:space="preserve"> Assinatura do acordo, levantamento dos horários/serviços, personalização visual e configuração do banco de dados dedicado.</w:t>
       </w:r>
     </w:p>
     <w:p>
@@ -943,7 +956,7 @@
           <w:color w:val="0F172A"/>
           <w:sz w:val="20"/>
         </w:rPr>
-        <w:t>Intermediária (30% — ex.: R$ 720,00):</w:t>
+        <w:t>Intermediária (30% — R$ 720,00):</w:t>
       </w:r>
       <w:r>
         <w:rPr>
@@ -951,7 +964,7 @@
           <w:color w:val="0F172A"/>
           <w:sz w:val="20"/>
         </w:rPr>
-        <w:t xml:space="preserve"> Apresentação do sistema populado com dados da clínica e validação dos fluxos clínicos.</w:t>
+        <w:t xml:space="preserve"> Demonstração do sistema já configurado e populado com a base de dados reais da clínica, validando fluxos clínicos.</w:t>
       </w:r>
     </w:p>
     <w:p>
@@ -966,7 +979,7 @@
           <w:color w:val="0F172A"/>
           <w:sz w:val="20"/>
         </w:rPr>
-        <w:t>Entrega Final (30% — ex.: R$ 720,00):</w:t>
+        <w:t>Entrega Final (30% — R$ 720,00):</w:t>
       </w:r>
       <w:r>
         <w:rPr>
@@ -974,7 +987,7 @@
           <w:color w:val="0F172A"/>
           <w:sz w:val="20"/>
         </w:rPr>
-        <w:t xml:space="preserve"> Treinamento presencial/remoto da equipe, homologação final e entrega do sistema em produção.</w:t>
+        <w:t xml:space="preserve"> Treinamento presencial/remoto da equipe, homologação final e início do uso oficial.</w:t>
       </w:r>
     </w:p>
     <w:p>
@@ -987,7 +1000,7 @@
           <w:color w:val="0F172A"/>
           <w:sz w:val="20"/>
         </w:rPr>
-        <w:t>Alternativa: Parcelamento em até 4x no cartão/boleto bancário sem juros.</w:t>
+        <w:t>Alternativa comercial: Parcelamento facilitado em até 4x no cartão de crédito ou boleto bancário sem juros.</w:t>
       </w:r>
     </w:p>
     <w:p>
@@ -1016,7 +1029,7 @@
           <w:color w:val="0F172A"/>
           <w:sz w:val="20"/>
         </w:rPr>
-        <w:t xml:space="preserve"> Instalação e parametrização dos 5 módulos (Agenda, Pacientes, Prontuário, WhatsApp e Finanças);</w:t>
+        <w:t xml:space="preserve"> Implantação e parametrização dos 5 módulos completos (Agenda Inteligente, Base de Pacientes, Prontuário com Histórico Imutável, Notificações WhatsApp e Gestão Financeira);</w:t>
       </w:r>
     </w:p>
     <w:p>
@@ -1030,7 +1043,7 @@
           <w:color w:val="0F172A"/>
           <w:sz w:val="20"/>
         </w:rPr>
-        <w:t xml:space="preserve"> Importação inicial da base de pacientes e tabela de valores da clínica;</w:t>
+        <w:t xml:space="preserve"> Importação inicial da base de pacientes e tabela de procedimentos da clínica;</w:t>
       </w:r>
     </w:p>
     <w:p>
@@ -1086,7 +1099,7 @@
           <w:color w:val="0F172A"/>
           <w:sz w:val="20"/>
         </w:rPr>
-        <w:t>Após os 90 dias de garantia, você pode oferecer duas fontes contínuas de receita:</w:t>
+        <w:t>Após o término dos 90 dias de garantia, você mantém duas fontes contínuas de receita:</w:t>
       </w:r>
     </w:p>
     <w:p>
@@ -1109,7 +1122,7 @@
           <w:color w:val="0F172A"/>
           <w:sz w:val="20"/>
         </w:rPr>
-        <w:t xml:space="preserve"> R$ 80,00 a R$ 120,00 / mês. Cobre monitoramento de backups, suporte a dúvidas da equipe e verificações preventivas.</w:t>
+        <w:t xml:space="preserve"> R$ 80,00 a R$ 120,00 / mês. Cobre monitoramento de integridade, rotina de backup diário na nuvem e suporte técnico a dúvidas operacionais.</w:t>
       </w:r>
     </w:p>
     <w:p>
@@ -1147,7 +1160,7 @@
           <w:color w:val="065F46"/>
           <w:sz w:val="28"/>
         </w:rPr>
-        <w:t>4. Detalhamento do Modelo SaaS (Assinatura Recorrente)</w:t>
+        <w:t>4. Detalhamento do Modelo SaaS (Assinatura Recorrente — Clinix Cloud)</w:t>
       </w:r>
     </w:p>
     <w:p>
@@ -1160,7 +1173,7 @@
           <w:color w:val="0F172A"/>
           <w:sz w:val="20"/>
         </w:rPr>
-        <w:t>Caso a cliente prefira comodidade sem desembolso financeiro alto de entrada:</w:t>
+        <w:t>Para a cliente que busca previsibilidade e zero desembolso inicial:</w:t>
       </w:r>
     </w:p>
     <w:p>
@@ -1183,7 +1196,7 @@
           <w:color w:val="0F172A"/>
           <w:sz w:val="20"/>
         </w:rPr>
-        <w:t xml:space="preserve"> 30 dias de uso no consultório sem qualquer custo financeiro (R$ 0,00).</w:t>
+        <w:t xml:space="preserve"> 30 dias de uso no consultório sem qualquer custo financeiro (R$ 0,00). Em troca, feedback quinzenal e depoimento para case de sucesso.</w:t>
       </w:r>
     </w:p>
     <w:p>
@@ -1206,7 +1219,7 @@
           <w:color w:val="0F172A"/>
           <w:sz w:val="20"/>
         </w:rPr>
-        <w:t xml:space="preserve"> R$ 97,00 a R$ 127,00 por mês (valor travado por 1 ano em contrato).</w:t>
+        <w:t xml:space="preserve"> R$ 97,00 a R$ 127,00 por mês (ideal: R$ 119,00/mês, fixado em contrato por 12 meses).</w:t>
       </w:r>
     </w:p>
     <w:p>
@@ -1229,7 +1242,7 @@
           <w:color w:val="0F172A"/>
           <w:sz w:val="20"/>
         </w:rPr>
-        <w:t xml:space="preserve"> Cobre hospedagem em nuvem, backup diário automático, suporte contínuo via WhatsApp e todas as melhorias lançadas ao longo do ano sem cobrança adicional.</w:t>
+        <w:t xml:space="preserve"> Cobre 100% da hospedagem em nuvem, backup diário automático, suporte contínuo via WhatsApp e todas as melhorias lançadas ao longo do ano sem cobrança adicional.</w:t>
       </w:r>
     </w:p>
     <w:p>
@@ -1244,7 +1257,7 @@
           <w:color w:val="065F46"/>
           <w:sz w:val="28"/>
         </w:rPr>
-        <w:t>5. Script de Apresentação das Duas Opções na Reunião</w:t>
+        <w:t>5. Script Completo de Apresentação das Duas Opções na Reunião</w:t>
       </w:r>
     </w:p>
     <w:p>
@@ -1257,7 +1270,35 @@
           <w:color w:val="0F172A"/>
           <w:sz w:val="20"/>
         </w:rPr>
-        <w:t>Apresente as duas portas com есте naturalidade e segurança durante a conversa:</w:t>
+        <w:t>Este é o roteiro completo, passo a passo, de como você deve conduzir a transição da demonstração técnica para a negociação de valores com firmeza, naturalidade e autoridade consultiva:</w:t>
+      </w:r>
+    </w:p>
+    <w:p>
+      <w:pPr>
+        <w:keepNext/>
+        <w:spacing w:before="200" w:after="60"/>
+      </w:pPr>
+      <w:r>
+        <w:rPr>
+          <w:rFonts w:ascii="Calibri" w:hAnsi="Calibri"/>
+          <w:b/>
+          <w:color w:val="059669"/>
+          <w:sz w:val="23"/>
+        </w:rPr>
+        <w:t>Momento 1: A Transição da Demonstração para os Valores</w:t>
+      </w:r>
+    </w:p>
+    <w:p>
+      <w:pPr>
+        <w:spacing w:after="80" w:line="276" w:lineRule="auto"/>
+      </w:pPr>
+      <w:r>
+        <w:rPr>
+          <w:rFonts w:ascii="Calibri" w:hAnsi="Calibri"/>
+          <w:color w:val="0F172A"/>
+          <w:sz w:val="20"/>
+        </w:rPr>
+        <w:t>Assim que terminar de mostrar a tela de relatórios e LGPD, não espere a cliente perguntar com timidez. Assuma a condução com naturalidade:</w:t>
       </w:r>
     </w:p>
     <w:p>
@@ -1276,7 +1317,7 @@
           <w:color w:val="065F46"/>
           <w:sz w:val="19"/>
         </w:rPr>
-        <w:t>🗣️ Técnica de Negociação com Duas Opções</w:t>
+        <w:t>🗣️ Fala de Transição Suave</w:t>
         <w:br/>
       </w:r>
       <w:r>
@@ -1286,20 +1327,215 @@
           <w:color w:val="0F172A"/>
           <w:sz w:val="19"/>
         </w:rPr>
-        <w:t>"Para atendermos ao seu consultório da forma mais adequada para a sua gestão financeira, nós temos dois formatos de contratação:</w:t>
+        <w:t>"Dra. [Nome], agora que vimos todo o fluxo prático — desde o agendamento em 3 cliques e o lembrete no WhatsApp até a proteção jurídica do prontuário —, quero te apresentar como nós estruturamos a contratação para o seu consultório."</w:t>
+      </w:r>
+    </w:p>
+    <w:p>
+      <w:pPr>
+        <w:keepNext/>
+        <w:spacing w:before="200" w:after="60"/>
+      </w:pPr>
+      <w:r>
+        <w:rPr>
+          <w:rFonts w:ascii="Calibri" w:hAnsi="Calibri"/>
+          <w:b/>
+          <w:color w:val="059669"/>
+          <w:sz w:val="23"/>
+        </w:rPr>
+        <w:t>Momento 2: A Apresentação das Duas Opções (A Técnica das Duas Portas)</w:t>
+      </w:r>
+    </w:p>
+    <w:p>
+      <w:pPr>
+        <w:spacing w:after="80" w:line="276" w:lineRule="auto"/>
+      </w:pPr>
+      <w:r>
+        <w:rPr>
+          <w:rFonts w:ascii="Calibri" w:hAnsi="Calibri"/>
+          <w:color w:val="0F172A"/>
+          <w:sz w:val="20"/>
+        </w:rPr>
+        <w:t>Apresente as duas alternativas de forma equilibrada, dando à cliente a sensação de controle total:</w:t>
+      </w:r>
+    </w:p>
+    <w:p>
+      <w:pPr>
+        <w:spacing w:before="80" w:after="120"/>
+        <w:ind w:left="288" w:right="288"/>
+        <w:pBdr>
+          <w:left w:val="single" w:sz="24" w:space="12" w:color="059669"/>
+        </w:pBdr>
+        <w:shd w:fill="F0FDF4"/>
+      </w:pPr>
+      <w:r>
+        <w:rPr>
+          <w:rFonts w:ascii="Calibri" w:hAnsi="Calibri"/>
+          <w:b/>
+          <w:color w:val="065F46"/>
+          <w:sz w:val="19"/>
+        </w:rPr>
+        <w:t>🗣️ Apresentação das Duas Opções Comerciais</w:t>
+        <w:br/>
+      </w:r>
+      <w:r>
+        <w:rPr>
+          <w:rFonts w:ascii="Calibri" w:hAnsi="Calibri"/>
+          <w:i/>
+          <w:color w:val="0F172A"/>
+          <w:sz w:val="19"/>
+        </w:rPr>
+        <w:t>"Para que você tenha total conforto financeiro e escolha o que melhor se adapta à gestão da sua clínica hoje, nós trabalhamos com dois formatos de contratação:</w:t>
         <w:br/>
         <w:br/>
         <w:t>Opção 1 — Assinatura Leve (Plano Parceiro Fundador):</w:t>
         <w:br/>
-        <w:t>Você não paga nada de taxa de desenvolvimento. Liberamos 30 dias de uso piloto gratuito no seu consultório. Se aprovar, você mantém uma mensalidade de apenas R$ 119,00 por mês [ou R$ 97,00], com servidores, backups diários, suporte direto comigo e todas as novas atualizações inclusas.</w:t>
+        <w:t>Você não paga nenhuma taxa de desenvolvimento ou implantação. Nós liberamos 30 dias de uso piloto gratuito no seu consultório para você e sua equipe testarem na rotina real. Se você aprovar os resultados, você mantém uma mensalidade especial fixada de apenas R$ 119,00 por mês [ou R$ 97,00], que já cobre os servidores na nuvem, backups diários de segurança, suporte direto comigo e todas as novas atualizações que lançarmos, sem qualquer taxa de fidelidade ou cancelamento.</w:t>
         <w:br/>
         <w:br/>
         <w:t>Opção 2 — Projeto Dedicado do Consultório (Sem Mensalidades):</w:t>
         <w:br/>
-        <w:t>Se você prefere não ter mensalidades fixas e quer que o sistema seja um investimento próprio do consultório, nós fazemos a implantação do projeto fechado por R$ 2.400,00 (que podemos dividir em entrada + etapas de entrega). Essa opção inclui a instalação exclusiva, importação dos seus dados, treinamento e 90 dias de garantia técnica total, sem mensalidades obrigatórias.</w:t>
+        <w:t>Se você prefere não ter mensalidades fixas e quer que o sistema seja um investimento próprio do consultório, nós fazemos a entrega como um projeto fechado por R$ 2.400,00. Nós dividimos esse valor em etapas conforme as entregas: 40% de entrada, 30% na validação dos seus dados e 30% após o treinamento da sua equipe. Essa opção inclui a instalação exclusiva, importação dos seus pacientes e 90 dias de garantia técnica total, sem mensalidades obrigatórias."</w:t>
+      </w:r>
+    </w:p>
+    <w:p>
+      <w:pPr>
+        <w:keepNext/>
+        <w:spacing w:before="200" w:after="60"/>
+      </w:pPr>
+      <w:r>
+        <w:rPr>
+          <w:rFonts w:ascii="Calibri" w:hAnsi="Calibri"/>
+          <w:b/>
+          <w:color w:val="059669"/>
+          <w:sz w:val="23"/>
+        </w:rPr>
+        <w:t>Momento 3: A Pergunta de Fechamento (Call to Action)</w:t>
+      </w:r>
+    </w:p>
+    <w:p>
+      <w:pPr>
+        <w:spacing w:after="80" w:line="276" w:lineRule="auto"/>
+      </w:pPr>
+      <w:r>
+        <w:rPr>
+          <w:rFonts w:ascii="Calibri" w:hAnsi="Calibri"/>
+          <w:color w:val="0F172A"/>
+          <w:sz w:val="20"/>
+        </w:rPr>
+        <w:t>Faça uma pergunta aberta e silencie para ouvir a resposta da cliente com calma:</w:t>
+      </w:r>
+    </w:p>
+    <w:p>
+      <w:pPr>
+        <w:spacing w:before="80" w:after="120"/>
+        <w:ind w:left="288" w:right="288"/>
+        <w:pBdr>
+          <w:left w:val="single" w:sz="24" w:space="12" w:color="059669"/>
+        </w:pBdr>
+        <w:shd w:fill="F0FDF4"/>
+      </w:pPr>
+      <w:r>
+        <w:rPr>
+          <w:rFonts w:ascii="Calibri" w:hAnsi="Calibri"/>
+          <w:b/>
+          <w:color w:val="065F46"/>
+          <w:sz w:val="19"/>
+        </w:rPr>
+        <w:t>🗣️ Pergunta de Fechamento Direta</w:t>
         <w:br/>
-        <w:br/>
-        <w:t>Qual desses dois formatos se encaixa melhor no momento da sua clínica?"</w:t>
+      </w:r>
+      <w:r>
+        <w:rPr>
+          <w:rFonts w:ascii="Calibri" w:hAnsi="Calibri"/>
+          <w:i/>
+          <w:color w:val="0F172A"/>
+          <w:sz w:val="19"/>
+        </w:rPr>
+        <w:t>"Dra. [Nome], considerando a rotina e o momento atual do seu consultório, qual desses dois formatos faz mais sentido para você começar?"</w:t>
+      </w:r>
+    </w:p>
+    <w:p>
+      <w:pPr>
+        <w:keepNext/>
+        <w:spacing w:before="200" w:after="60"/>
+      </w:pPr>
+      <w:r>
+        <w:rPr>
+          <w:rFonts w:ascii="Calibri" w:hAnsi="Calibri"/>
+          <w:b/>
+          <w:color w:val="059669"/>
+          <w:sz w:val="23"/>
+        </w:rPr>
+        <w:t>Momento 4: Como Conduzir as Respostas da Cliente</w:t>
+      </w:r>
+    </w:p>
+    <w:p>
+      <w:pPr>
+        <w:pStyle w:val="ListBullet"/>
+        <w:spacing w:after="60" w:line="276" w:lineRule="auto"/>
+      </w:pPr>
+      <w:r>
+        <w:rPr>
+          <w:rFonts w:ascii="Calibri" w:hAnsi="Calibri"/>
+          <w:b/>
+          <w:color w:val="0F172A"/>
+          <w:sz w:val="20"/>
+        </w:rPr>
+        <w:t>Cenário A (Cliente escolhe a Opção 1 - Assinatura / Piloto):</w:t>
+      </w:r>
+      <w:r>
+        <w:rPr>
+          <w:rFonts w:ascii="Calibri" w:hAnsi="Calibri"/>
+          <w:color w:val="0F172A"/>
+          <w:sz w:val="20"/>
+        </w:rPr>
+        <w:t xml:space="preserve"> 'Excelente escolha! O piloto de 30 dias é a melhor forma de você sentir o ganho de tempo sem nenhum risco. Vamos combinar o seguinte: hoje mesmo eu coleto seus horários e serviços para parametrizar o sistema, e na próxima semana fazemos uma chamada rápida de 15 minutos para você começar a usar. Combinado?'</w:t>
+      </w:r>
+    </w:p>
+    <w:p>
+      <w:pPr>
+        <w:pStyle w:val="ListBullet"/>
+        <w:spacing w:after="60" w:line="276" w:lineRule="auto"/>
+      </w:pPr>
+      <w:r>
+        <w:rPr>
+          <w:rFonts w:ascii="Calibri" w:hAnsi="Calibri"/>
+          <w:b/>
+          <w:color w:val="0F172A"/>
+          <w:sz w:val="20"/>
+        </w:rPr>
+        <w:t>Cenário B (Cliente escolhe a Opção 2 - Projeto Fechado):</w:t>
+      </w:r>
+      <w:r>
+        <w:rPr>
+          <w:rFonts w:ascii="Calibri" w:hAnsi="Calibri"/>
+          <w:color w:val="0F172A"/>
+          <w:sz w:val="20"/>
+        </w:rPr>
+        <w:t xml:space="preserve"> 'Perfeito! Essa opção é excelente para quem quer ter a ferramenta como um patrimônio da clínica. Eu vou emitir o nosso termo de projeto com o cronograma das três entregas e o detalhamento da garantia de 90 dias para formalizarmos. Podemos programar a entrada para [data de preferência dela] para iniciarmos a configuração?'</w:t>
+      </w:r>
+    </w:p>
+    <w:p>
+      <w:pPr>
+        <w:pStyle w:val="ListBullet"/>
+        <w:spacing w:after="60" w:line="276" w:lineRule="auto"/>
+      </w:pPr>
+      <w:r>
+        <w:rPr>
+          <w:rFonts w:ascii="Calibri" w:hAnsi="Calibri"/>
+          <w:b/>
+          <w:color w:val="0F172A"/>
+          <w:sz w:val="20"/>
+        </w:rPr>
+        <w:t>Cenário C (Cliente hesita e diz 'Preciso pensar um pouco'):</w:t>
+      </w:r>
+      <w:r>
+        <w:rPr>
+          <w:rFonts w:ascii="Calibri" w:hAnsi="Calibri"/>
+          <w:color w:val="0F172A"/>
+          <w:sz w:val="20"/>
+        </w:rPr>
+        <w:t xml:space="preserve"> 'Compreendo perfeitamente, Dra. [Nome]! Decisões sobre o consultório devem ser tomadas com tranquilidade. Para você não precisar tomar nenhuma decisão financeira hoje, o que acha de aproveitarmos os 30 dias de piloto gratuito da Opção 1? Você usa o sistema na prática durante este mês, vê como ele reduz as faltas e, no final dos 30 dias, você decide com calma se prefere continuar na assinatura ou converter para o projeto fechado. O que acha?'</w:t>
       </w:r>
     </w:p>
     <w:p>
@@ -1314,7 +1550,7 @@
           <w:color w:val="065F46"/>
           <w:sz w:val="28"/>
         </w:rPr>
-        <w:t>6. Guia de Respostas para Objeções de Cada Modelo</w:t>
+        <w:t>6. Guia Completo de Respostas para Objeções de Preço e Modelo</w:t>
       </w:r>
     </w:p>
     <w:tbl>
@@ -1325,8 +1561,8 @@
         <w:tblLook w:firstColumn="1" w:firstRow="1" w:lastColumn="0" w:lastRow="0" w:noHBand="0" w:noVBand="1" w:val="04A0"/>
       </w:tblPr>
       <w:tblGrid>
-        <w:gridCol w:w="4824"/>
-        <w:gridCol w:w="4824"/>
+        <w:gridCol w:w="4896"/>
+        <w:gridCol w:w="4896"/>
       </w:tblGrid>
       <w:tr>
         <w:tc>
@@ -1369,7 +1605,7 @@
                 <w:color w:val="FFFFFF"/>
                 <w:sz w:val="18"/>
               </w:rPr>
-              <w:t>Como Conduzir a Resposta</w:t>
+              <w:t>Como Conduzir a Resposta com Firmeza</w:t>
             </w:r>
           </w:p>
         </w:tc>
@@ -1393,7 +1629,7 @@
                 <w:color w:val="0F172A"/>
                 <w:sz w:val="18"/>
               </w:rPr>
-              <w:t>Cliente no Modelo Fechado: 'Achei R$ 2.400 pesado para pagar agora'</w:t>
+              <w:t>No Modelo Fechado: 'Achei R$ 2.400 pesado para pagar agora'</w:t>
             </w:r>
           </w:p>
         </w:tc>
@@ -1414,7 +1650,7 @@
                 <w:color w:val="475569"/>
                 <w:sz w:val="18"/>
               </w:rPr>
-              <w:t>Compreendo perfeitamente! É exatamente por isso que criamos a Opção 1 de Assinatura. Você não desembolsa nada agora, ganha 30 dias de piloto grátis e depois mantém apenas R$ 119,00/mês, que é menos que o valor de uma única consulta do seu consultório.</w:t>
+              <w:t>Compreendo perfeitamente! É exatamente por isso que nós temos a Opção 1 de Assinatura. Você não desembolsa absolutamente nada agora, ganha 30 dias de piloto gratuito e depois mantém apenas R$ 119,00 por mês, que é menos que o valor de uma única consulta particular da sua clínica.</w:t>
             </w:r>
           </w:p>
         </w:tc>
@@ -1438,7 +1674,7 @@
                 <w:color w:val="0F172A"/>
                 <w:sz w:val="18"/>
               </w:rPr>
-              <w:t>Cliente no Modelo Fechado: 'E se eu quiser colocar mais telas depois?'</w:t>
+              <w:t>No Modelo Fechado: 'E se eu quiser colocar mais telas ou recursos depois?'</w:t>
             </w:r>
           </w:p>
         </w:tc>
@@ -1459,7 +1695,7 @@
                 <w:color w:val="475569"/>
                 <w:sz w:val="18"/>
               </w:rPr>
-              <w:t>O sistema já entrega o fluxo completo para operar hoje. Caso queira módulos específicos no futuro (como teleconsulta ou convênios), podemos orçar por hora de desenvolvimento (R$ 70/h) ou incluir em um pacote opcional de manutenção.</w:t>
+              <w:t>O sistema já entrega todo o fluxo essencial validado. Caso você queira módulos customizados específicos no futuro (como teleconsulta ou convênios), podemos orçar por hora de desenvolvimento (R$ 70/h) ou incluir em um pacote opcional de sustentação mensal.</w:t>
             </w:r>
           </w:p>
         </w:tc>
@@ -1483,7 +1719,7 @@
                 <w:color w:val="0F172A"/>
                 <w:sz w:val="18"/>
               </w:rPr>
-              <w:t>Cliente no Modelo SaaS: 'Não gosto de pagar mensalidade pra sempre'</w:t>
+              <w:t>No Modelo SaaS: 'Não gosto da ideia de pagar mensalidade pra sempre'</w:t>
             </w:r>
           </w:p>
         </w:tc>
@@ -1504,7 +1740,7 @@
                 <w:color w:val="475569"/>
                 <w:sz w:val="18"/>
               </w:rPr>
-              <w:t>Sem problemas! A vantagem do nosso projeto é a flexibilidade. Nós podemos formalizar a entrega como Projeto Fechado por R$ 2.400,00 com 90 dias de garantia e sem qualquer mensalidade obrigatória.</w:t>
+              <w:t>Sem problemas! A grande vantagem do nosso projeto é a flexibilidade. Nós podemos formalizar a entrega como Projeto Fechado por R$ 2.400,00 (divididos em 3 etapas de entrega), com 90 dias de garantia técnica inclusa e sem qualquer cobrança mensal obrigatória.</w:t>
             </w:r>
           </w:p>
         </w:tc>
@@ -1528,7 +1764,7 @@
                 <w:color w:val="0F172A"/>
                 <w:sz w:val="18"/>
               </w:rPr>
-              <w:t>Qualquer Modelo: 'Por que não é de graça se é de faculdade?'</w:t>
+              <w:t>Em Qualquer Modelo: 'Por que não é de graça se é projeto da faculdade?'</w:t>
             </w:r>
           </w:p>
         </w:tc>
@@ -1549,7 +1785,97 @@
                 <w:color w:val="475569"/>
                 <w:sz w:val="18"/>
               </w:rPr>
-              <w:t>A faculdade serviu para comprovar o rigor de engenharia com 23 testes automatizados. Para funcionar no seu consultório, o sistema consome servidores profissionais, rotinas de backup diário e suporte técnico dedicado para manter seus dados 100% seguros na LGPD.</w:t>
+              <w:t>O projeto acadêmico serviu para validar o rigor de engenharia com 23 testes automatizados e aprovação técnica. Para operar no seu consultório, o sistema consome servidores profissionais, rotinas diárias de backup na nuvem e suporte técnico dedicado, garantindo que os dados dos seus pacientes estejam seguros e em total conformidade com a LGPD.</w:t>
+            </w:r>
+          </w:p>
+        </w:tc>
+      </w:tr>
+      <w:tr>
+        <w:tc>
+          <w:tcPr>
+            <w:tcW w:type="dxa" w:w="3600"/>
+            <w:shd w:fill="F8FAFC"/>
+            <w:tcMar>
+              <w:top w:w="80" w:type="dxa"/>
+              <w:bottom w:w="80" w:type="dxa"/>
+              <w:left w:w="100" w:type="dxa"/>
+              <w:right w:w="100" w:type="dxa"/>
+            </w:tcMar>
+          </w:tcPr>
+          <w:p>
+            <w:r>
+              <w:rPr>
+                <w:b/>
+                <w:color w:val="0F172A"/>
+                <w:sz w:val="18"/>
+              </w:rPr>
+              <w:t>Achei um sistema grátis na internet</w:t>
+            </w:r>
+          </w:p>
+        </w:tc>
+        <w:tc>
+          <w:tcPr>
+            <w:tcW w:type="dxa" w:w="6192"/>
+            <w:shd w:fill="F8FAFC"/>
+            <w:tcMar>
+              <w:top w:w="80" w:type="dxa"/>
+              <w:bottom w:w="80" w:type="dxa"/>
+              <w:left w:w="100" w:type="dxa"/>
+              <w:right w:w="100" w:type="dxa"/>
+            </w:tcMar>
+          </w:tcPr>
+          <w:p>
+            <w:r>
+              <w:rPr>
+                <w:color w:val="475569"/>
+                <w:sz w:val="18"/>
+              </w:rPr>
+              <w:t>Sistemas gratuitos geralmente não oferecem suporte humano, não garantem backup diário dos seus dados e costumam limitar o número de pacientes cadastrados quando você mais precisa. O Clinix oferece canal direto de suporte comigo e garantia de integridade jurídica nas anotações do prontuário.</w:t>
+            </w:r>
+          </w:p>
+        </w:tc>
+      </w:tr>
+      <w:tr>
+        <w:tc>
+          <w:tcPr>
+            <w:tcW w:type="dxa" w:w="3600"/>
+            <w:shd w:fill="FFFFFF"/>
+            <w:tcMar>
+              <w:top w:w="80" w:type="dxa"/>
+              <w:bottom w:w="80" w:type="dxa"/>
+              <w:left w:w="100" w:type="dxa"/>
+              <w:right w:w="100" w:type="dxa"/>
+            </w:tcMar>
+          </w:tcPr>
+          <w:p>
+            <w:r>
+              <w:rPr>
+                <w:b/>
+                <w:color w:val="0F172A"/>
+                <w:sz w:val="18"/>
+              </w:rPr>
+              <w:t>E se der algum problema ou bug no sistema?</w:t>
+            </w:r>
+          </w:p>
+        </w:tc>
+        <w:tc>
+          <w:tcPr>
+            <w:tcW w:type="dxa" w:w="6192"/>
+            <w:shd w:fill="FFFFFF"/>
+            <w:tcMar>
+              <w:top w:w="80" w:type="dxa"/>
+              <w:bottom w:w="80" w:type="dxa"/>
+              <w:left w:w="100" w:type="dxa"/>
+              <w:right w:w="100" w:type="dxa"/>
+            </w:tcMar>
+          </w:tcPr>
+          <w:p>
+            <w:r>
+              <w:rPr>
+                <w:color w:val="475569"/>
+                <w:sz w:val="18"/>
+              </w:rPr>
+              <w:t>No modelo de projeto fechado, você conta com 90 dias de garantia técnica total com correção prioritária sem nenhum custo. No modelo de assinatura, essa garantia e suporte são permanentes enquanto você mantiver o plano ativo.</w:t>
             </w:r>
           </w:p>
         </w:tc>
@@ -1572,7 +1898,257 @@
           <w:color w:val="065F46"/>
           <w:sz w:val="28"/>
         </w:rPr>
-        <w:t>7. Recomendações Práticas para a Decisão do Davi</w:t>
+        <w:t>7. Minuta / Termo de Proposta Comercial (Pronto para Preenchimento)</w:t>
+      </w:r>
+    </w:p>
+    <w:p>
+      <w:pPr>
+        <w:spacing w:after="80" w:line="276" w:lineRule="auto"/>
+      </w:pPr>
+      <w:r>
+        <w:rPr>
+          <w:rFonts w:ascii="Calibri" w:hAnsi="Calibri"/>
+          <w:color w:val="0F172A"/>
+          <w:sz w:val="20"/>
+        </w:rPr>
+        <w:t>Utilize esta minuta estruturada para formalizar a contratação assim que a cliente definir a opção preferida:</w:t>
+      </w:r>
+    </w:p>
+    <w:tbl>
+      <w:tblPr>
+        <w:tblW w:type="auto" w:w="0"/>
+        <w:jc w:val="center"/>
+        <w:tblLayout w:type="fixed"/>
+        <w:tblLook w:firstColumn="1" w:firstRow="1" w:lastColumn="0" w:lastRow="0" w:noHBand="0" w:noVBand="1" w:val="04A0"/>
+      </w:tblPr>
+      <w:tblGrid>
+        <w:gridCol w:w="9792"/>
+      </w:tblGrid>
+      <w:tr>
+        <w:tc>
+          <w:tcPr>
+            <w:tcW w:type="dxa" w:w="9792"/>
+            <w:shd w:fill="F0FDF4"/>
+            <w:tcMar>
+              <w:top w:w="100" w:type="dxa"/>
+              <w:bottom w:w="100" w:type="dxa"/>
+              <w:left w:w="140" w:type="dxa"/>
+              <w:right w:w="140" w:type="dxa"/>
+            </w:tcMar>
+          </w:tcPr>
+          <w:p>
+            <w:pPr>
+              <w:jc w:val="center"/>
+            </w:pPr>
+            <w:r>
+              <w:rPr>
+                <w:rFonts w:ascii="Calibri" w:hAnsi="Calibri"/>
+                <w:b/>
+                <w:color w:val="065F46"/>
+                <w:sz w:val="22"/>
+              </w:rPr>
+              <w:t>PROPOSTA COMERCIAL &amp; TERMO DE ADESÃO — CLINIX</w:t>
+            </w:r>
+          </w:p>
+        </w:tc>
+      </w:tr>
+      <w:tr>
+        <w:tc>
+          <w:tcPr>
+            <w:tcW w:type="dxa" w:w="9792"/>
+            <w:shd w:fill="F8FAFC"/>
+            <w:tcMar>
+              <w:top w:w="100" w:type="dxa"/>
+              <w:bottom w:w="100" w:type="dxa"/>
+              <w:left w:w="140" w:type="dxa"/>
+              <w:right w:w="140" w:type="dxa"/>
+            </w:tcMar>
+          </w:tcPr>
+          <w:p>
+            <w:pPr>
+              <w:jc w:val="left"/>
+            </w:pPr>
+            <w:r>
+              <w:rPr>
+                <w:rFonts w:ascii="Calibri" w:hAnsi="Calibri"/>
+                <w:b w:val="0"/>
+                <w:color w:val="0F172A"/>
+                <w:sz w:val="18"/>
+              </w:rPr>
+              <w:t>1. IDENTIFICAÇÃO DAS PARTES</w:t>
+              <w:br/>
+              <w:t>CONTRATADA: Davi Felinto — Desenvolvedor de Software (Brasília/DF)</w:t>
+              <w:br/>
+              <w:t>CONTRATANTE: [Nome da Clínica / Profissional de Saúde]</w:t>
+              <w:br/>
+              <w:t>CNPJ/CPF: [Número do Documento] • Telefone: [Número] • E-mail: [E-mail]</w:t>
+            </w:r>
+          </w:p>
+        </w:tc>
+      </w:tr>
+      <w:tr>
+        <w:tc>
+          <w:tcPr>
+            <w:tcW w:type="dxa" w:w="9792"/>
+            <w:shd w:fill="FFFFFF"/>
+            <w:tcMar>
+              <w:top w:w="100" w:type="dxa"/>
+              <w:bottom w:w="100" w:type="dxa"/>
+              <w:left w:w="140" w:type="dxa"/>
+              <w:right w:w="140" w:type="dxa"/>
+            </w:tcMar>
+          </w:tcPr>
+          <w:p>
+            <w:pPr>
+              <w:jc w:val="left"/>
+            </w:pPr>
+            <w:r>
+              <w:rPr>
+                <w:rFonts w:ascii="Calibri" w:hAnsi="Calibri"/>
+                <w:b w:val="0"/>
+                <w:color w:val="0F172A"/>
+                <w:sz w:val="18"/>
+              </w:rPr>
+              <w:t>2. OBJETO DO SERVIÇO</w:t>
+              <w:br/>
+              <w:t>Implantação e disponibilização do sistema Clinix, contemplando os módulos: (1) Agenda Clínica Anti-Conflito; (2) Base de Pacientes (LGPD); (3) Prontuário com Histórico Imutável de Versões; (4) Notificações WhatsApp; (5) Controle Financeiro.</w:t>
+            </w:r>
+          </w:p>
+        </w:tc>
+      </w:tr>
+      <w:tr>
+        <w:tc>
+          <w:tcPr>
+            <w:tcW w:type="dxa" w:w="9792"/>
+            <w:shd w:fill="F8FAFC"/>
+            <w:tcMar>
+              <w:top w:w="100" w:type="dxa"/>
+              <w:bottom w:w="100" w:type="dxa"/>
+              <w:left w:w="140" w:type="dxa"/>
+              <w:right w:w="140" w:type="dxa"/>
+            </w:tcMar>
+          </w:tcPr>
+          <w:p>
+            <w:pPr>
+              <w:jc w:val="left"/>
+            </w:pPr>
+            <w:r>
+              <w:rPr>
+                <w:rFonts w:ascii="Calibri" w:hAnsi="Calibri"/>
+                <w:b w:val="0"/>
+                <w:color w:val="0F172A"/>
+                <w:sz w:val="18"/>
+              </w:rPr>
+              <w:t>3. OPÇÃO DE CONTRATAÇÃO SELECIONADA (Marcar uma opção):</w:t>
+              <w:br/>
+              <w:br/>
+              <w:t>[  ] OPÇÃO A — ASSINATURA RECORRENTE (SAAS):</w:t>
+              <w:br/>
+              <w:t xml:space="preserve">    • Período Piloto: 30 dias gratuitos a partir da data de parametrização inicial.</w:t>
+              <w:br/>
+              <w:t xml:space="preserve">    • Mensalidade Pós-Piloto: R$ 119,00 / mês (fixado por 12 meses em contrato).</w:t>
+              <w:br/>
+              <w:t xml:space="preserve">    • Serviços Inclusos: Hospedagem em nuvem, backup diário, suporte WhatsApp e todas as novas atualizações.</w:t>
+              <w:br/>
+              <w:br/>
+              <w:t>[  ] OPÇÃO B — PROJETO DEDICADO DO CONSULTÓRIO (NÃO-SAAS):</w:t>
+              <w:br/>
+              <w:t xml:space="preserve">    • Valor Total do Projeto: R$ 2.400,00.</w:t>
+              <w:br/>
+              <w:t xml:space="preserve">    • Condições: 40% na entrada (R$ 960) + 30% na homologação (R$ 720) + 30% no treinamento final.</w:t>
+              <w:br/>
+              <w:t xml:space="preserve">    • Garantia Técnica: 90 dias de garantia contra bugs com suporte prioritário.</w:t>
+            </w:r>
+          </w:p>
+        </w:tc>
+      </w:tr>
+      <w:tr>
+        <w:tc>
+          <w:tcPr>
+            <w:tcW w:type="dxa" w:w="9792"/>
+            <w:shd w:fill="FFFFFF"/>
+            <w:tcMar>
+              <w:top w:w="100" w:type="dxa"/>
+              <w:bottom w:w="100" w:type="dxa"/>
+              <w:left w:w="140" w:type="dxa"/>
+              <w:right w:w="140" w:type="dxa"/>
+            </w:tcMar>
+          </w:tcPr>
+          <w:p>
+            <w:pPr>
+              <w:jc w:val="left"/>
+            </w:pPr>
+            <w:r>
+              <w:rPr>
+                <w:rFonts w:ascii="Calibri" w:hAnsi="Calibri"/>
+                <w:b w:val="0"/>
+                <w:color w:val="0F172A"/>
+                <w:sz w:val="18"/>
+              </w:rPr>
+              <w:t>4. DISPOSIÇÕES GERAIS E LGPD</w:t>
+              <w:br/>
+              <w:t>• Todos os dados de pacientes e registros clínicos pertencem 100% à CONTRATANTE.</w:t>
+              <w:br/>
+              <w:t>• Suporte técnico prestado em horário comercial (segunda a sexta, das 08h às 18h).</w:t>
+            </w:r>
+          </w:p>
+        </w:tc>
+      </w:tr>
+      <w:tr>
+        <w:tc>
+          <w:tcPr>
+            <w:tcW w:type="dxa" w:w="9792"/>
+            <w:shd w:fill="F8FAFC"/>
+            <w:tcMar>
+              <w:top w:w="100" w:type="dxa"/>
+              <w:bottom w:w="100" w:type="dxa"/>
+              <w:left w:w="140" w:type="dxa"/>
+              <w:right w:w="140" w:type="dxa"/>
+            </w:tcMar>
+          </w:tcPr>
+          <w:p>
+            <w:pPr>
+              <w:jc w:val="center"/>
+            </w:pPr>
+            <w:r>
+              <w:rPr>
+                <w:rFonts w:ascii="Calibri" w:hAnsi="Calibri"/>
+                <w:b w:val="0"/>
+                <w:color w:val="475569"/>
+                <w:sz w:val="18"/>
+              </w:rPr>
+              <w:t>Brasília/DF, _____ de ____________________ de 2026.</w:t>
+              <w:br/>
+              <w:br/>
+              <w:br/>
+              <w:t>_______________________________________            _________________________________________</w:t>
+              <w:br/>
+              <w:t xml:space="preserve">            Davi Felinto                                      Assinatura da Contratante</w:t>
+              <w:br/>
+              <w:t xml:space="preserve">         Desenvolvedor Clinix                              [Nome do Responsável / Clínica]</w:t>
+            </w:r>
+          </w:p>
+        </w:tc>
+      </w:tr>
+    </w:tbl>
+    <w:p>
+      <w:pPr>
+        <w:spacing w:after="120"/>
+      </w:pPr>
+    </w:p>
+    <w:p>
+      <w:pPr>
+        <w:keepNext/>
+        <w:spacing w:before="280" w:after="80"/>
+      </w:pPr>
+      <w:r>
+        <w:rPr>
+          <w:rFonts w:ascii="Calibri" w:hAnsi="Calibri"/>
+          <w:b/>
+          <w:color w:val="065F46"/>
+          <w:sz w:val="28"/>
+        </w:rPr>
+        <w:t>8. Checklist de Próximos Passos para o Davi</w:t>
       </w:r>
     </w:p>
     <w:p>
@@ -1587,7 +2163,7 @@
           <w:color w:val="0F172A"/>
           <w:sz w:val="20"/>
         </w:rPr>
-        <w:t>Consultórios Individuais:</w:t>
+        <w:t>Antes da Reunião:</w:t>
       </w:r>
       <w:r>
         <w:rPr>
@@ -1595,7 +2171,7 @@
           <w:color w:val="0F172A"/>
           <w:sz w:val="20"/>
         </w:rPr>
-        <w:t xml:space="preserve"> Profissionais de psicologia, nutrição e fisioterapia em início de carreira quase sempre escolhem a Opção 1 (SaaS), pois não querem desembolsar R$ 2.000 à vista.</w:t>
+        <w:t xml:space="preserve"> Imprima ou deixe aberto este documento e o Roteiro de Apresentação. Deixe o protótipo index.html em tela cheia (tecla F11).</w:t>
       </w:r>
     </w:p>
     <w:p>
@@ -1610,7 +2186,7 @@
           <w:color w:val="0F172A"/>
           <w:sz w:val="20"/>
         </w:rPr>
-        <w:t>Clínicas Estabelecidas:</w:t>
+        <w:t>Durante a Apresentação:</w:t>
       </w:r>
       <w:r>
         <w:rPr>
@@ -1618,7 +2194,7 @@
           <w:color w:val="0F172A"/>
           <w:sz w:val="20"/>
         </w:rPr>
-        <w:t xml:space="preserve"> Clínicas com recepcionista, mais movimento e sócios costumam preferir a Opção 2 (Projeto Fechado), pois consideram o software um patrimônio próprio da empresa.</w:t>
+        <w:t xml:space="preserve"> Mostre primeiro o valor prático e as telas do sistema. Quando chegar no momento dos valores, apresente com calma as duas opções usando o script do Bloco 5.</w:t>
       </w:r>
     </w:p>
     <w:p>
@@ -1633,7 +2209,7 @@
           <w:color w:val="0F172A"/>
           <w:sz w:val="20"/>
         </w:rPr>
-        <w:t>Contrato Simples:</w:t>
+        <w:t>Após a Escolha:</w:t>
       </w:r>
       <w:r>
         <w:rPr>
@@ -1641,14 +2217,14 @@
           <w:color w:val="0F172A"/>
           <w:sz w:val="20"/>
         </w:rPr>
-        <w:t xml:space="preserve"> Qualquer que seja o modelo, formalize um documento simples de 2 páginas especificando o escopo (os 5 módulos entregues), o cronograma de pagamentos e a garantia de 90 dias.</w:t>
+        <w:t xml:space="preserve"> Preencha a Minuta da Seção 7 com os dados da clínica e combine o prazo de início (liberação do piloto de 30 dias ou início da parametrização da entrada).</w:t>
       </w:r>
     </w:p>
     <w:sectPr>
       <w:headerReference w:type="default" r:id="rId9"/>
       <w:footerReference w:type="default" r:id="rId10"/>
       <w:pgSz w:w="12240" w:h="15840"/>
-      <w:pgMar w:top="1296" w:right="1296" w:bottom="1296" w:left="1296" w:header="720" w:footer="720" w:gutter="0"/>
+      <w:pgMar w:top="1224" w:right="1224" w:bottom="1224" w:left="1224" w:header="720" w:footer="720" w:gutter="0"/>
       <w:cols w:space="720"/>
       <w:docGrid w:linePitch="360"/>
     </w:sectPr>
